--- a/2026/05_mayo/monthend SC template for resources.docx
+++ b/2026/05_mayo/monthend SC template for resources.docx
@@ -50,8 +50,51 @@
       </w:pPr>
       <w:r>
         <w:rPr/>
+      </w:r>
+    </w:p>
+    <w:p>
+      <w:pPr>
+        <w:pStyle w:val="Normal"/>
+        <w:rPr/>
+      </w:pPr>
+      <w:r>
+        <w:rPr>
+          <w:sz w:val="18"/>
+          <w:szCs w:val="18"/>
+        </w:rPr>
+        <w:t>2</w:t>
+      </w:r>
+      <w:r>
+        <w:rPr>
+          <w:sz w:val="18"/>
+          <w:szCs w:val="18"/>
+          <w:vertAlign w:val="superscript"/>
+        </w:rPr>
+        <w:t>nd</w:t>
+      </w:r>
+      <w:r>
+        <w:rPr>
+          <w:sz w:val="18"/>
+          <w:szCs w:val="18"/>
+        </w:rPr>
+        <w:t xml:space="preserve">  Week</w:t>
+      </w:r>
+    </w:p>
+    <w:p>
+      <w:pPr>
+        <w:pStyle w:val="Normal"/>
+        <w:rPr>
+          <w:sz w:val="18"/>
+          <w:szCs w:val="18"/>
+        </w:rPr>
+      </w:pPr>
+      <w:r>
+        <w:rPr>
+          <w:sz w:val="18"/>
+          <w:szCs w:val="18"/>
+        </w:rPr>
         <w:drawing>
-          <wp:anchor distT="0" distB="0" distL="0" distR="0" simplePos="0" relativeHeight="2" behindDoc="0" locked="0" layoutInCell="0" allowOverlap="1">
+          <wp:anchor distT="0" distB="0" distL="0" distR="0" simplePos="0" relativeHeight="10" behindDoc="0" locked="0" layoutInCell="0" allowOverlap="1">
             <wp:simplePos x="0" y="0"/>
             <wp:positionH relativeFrom="column">
               <wp:align>center</wp:align>
@@ -62,7 +105,7 @@
             <wp:extent cx="5731510" cy="2743200"/>
             <wp:effectExtent l="0" t="0" r="0" b="0"/>
             <wp:wrapSquare wrapText="largest"/>
-            <wp:docPr id="1" name="Image1"/>
+            <wp:docPr id="1" name="Image4"/>
             <wp:cNvGraphicFramePr>
               <a:graphicFrameLocks xmlns:a="http://schemas.openxmlformats.org/drawingml/2006/main" noChangeAspect="1"/>
             </wp:cNvGraphicFramePr>
@@ -70,7 +113,7 @@
               <a:graphicData uri="http://schemas.openxmlformats.org/drawingml/2006/picture">
                 <pic:pic xmlns:pic="http://schemas.openxmlformats.org/drawingml/2006/picture">
                   <pic:nvPicPr>
-                    <pic:cNvPr id="1" name="Image1"/>
+                    <pic:cNvPr id="1" name="Image4"/>
                     <pic:cNvPicPr>
                       <a:picLocks noChangeAspect="1" noChangeArrowheads="1"/>
                     </pic:cNvPicPr>
@@ -108,7 +151,7 @@
           <w:sz w:val="18"/>
           <w:szCs w:val="18"/>
         </w:rPr>
-        <w:t>2</w:t>
+        <w:t>3</w:t>
       </w:r>
       <w:r>
         <w:rPr>
@@ -116,31 +159,25 @@
           <w:szCs w:val="18"/>
           <w:vertAlign w:val="superscript"/>
         </w:rPr>
-        <w:t>nd</w:t>
-      </w:r>
-      <w:r>
-        <w:rPr>
-          <w:sz w:val="18"/>
-          <w:szCs w:val="18"/>
-        </w:rPr>
-        <w:t xml:space="preserve">  Week</w:t>
-      </w:r>
-    </w:p>
-    <w:p>
-      <w:pPr>
-        <w:pStyle w:val="Normal"/>
-        <w:rPr>
-          <w:sz w:val="18"/>
-          <w:szCs w:val="18"/>
-        </w:rPr>
-      </w:pPr>
-      <w:r>
-        <w:rPr>
-          <w:sz w:val="18"/>
-          <w:szCs w:val="18"/>
-        </w:rPr>
+        <w:t>rd</w:t>
+      </w:r>
+      <w:r>
+        <w:rPr>
+          <w:sz w:val="18"/>
+          <w:szCs w:val="18"/>
+        </w:rPr>
+        <w:t xml:space="preserve"> Week</w:t>
+      </w:r>
+    </w:p>
+    <w:p>
+      <w:pPr>
+        <w:pStyle w:val="Normal"/>
+        <w:rPr/>
+      </w:pPr>
+      <w:r>
+        <w:rPr/>
         <w:drawing>
-          <wp:anchor distT="0" distB="0" distL="0" distR="0" simplePos="0" relativeHeight="3" behindDoc="0" locked="0" layoutInCell="0" allowOverlap="1">
+          <wp:anchor distT="0" distB="0" distL="0" distR="0" simplePos="0" relativeHeight="9" behindDoc="0" locked="0" layoutInCell="0" allowOverlap="1">
             <wp:simplePos x="0" y="0"/>
             <wp:positionH relativeFrom="column">
               <wp:align>center</wp:align>
@@ -148,10 +185,10 @@
             <wp:positionV relativeFrom="paragraph">
               <wp:posOffset>635</wp:posOffset>
             </wp:positionV>
-            <wp:extent cx="5731510" cy="2691765"/>
+            <wp:extent cx="5731510" cy="2706370"/>
             <wp:effectExtent l="0" t="0" r="0" b="0"/>
             <wp:wrapSquare wrapText="largest"/>
-            <wp:docPr id="2" name="Image2"/>
+            <wp:docPr id="2" name="Image3"/>
             <wp:cNvGraphicFramePr>
               <a:graphicFrameLocks xmlns:a="http://schemas.openxmlformats.org/drawingml/2006/main" noChangeAspect="1"/>
             </wp:cNvGraphicFramePr>
@@ -159,7 +196,7 @@
               <a:graphicData uri="http://schemas.openxmlformats.org/drawingml/2006/picture">
                 <pic:pic xmlns:pic="http://schemas.openxmlformats.org/drawingml/2006/picture">
                   <pic:nvPicPr>
-                    <pic:cNvPr id="2" name="Image2"/>
+                    <pic:cNvPr id="2" name="Image3"/>
                     <pic:cNvPicPr>
                       <a:picLocks noChangeAspect="1" noChangeArrowheads="1"/>
                     </pic:cNvPicPr>
@@ -173,7 +210,7 @@
                   <pic:spPr bwMode="auto">
                     <a:xfrm>
                       <a:off x="0" y="0"/>
-                      <a:ext cx="5731510" cy="2691765"/>
+                      <a:ext cx="5731510" cy="2706370"/>
                     </a:xfrm>
                     <a:prstGeom prst="rect">
                       <a:avLst/>
@@ -190,14 +227,17 @@
     <w:p>
       <w:pPr>
         <w:pStyle w:val="Normal"/>
-        <w:rPr/>
-      </w:pPr>
-      <w:r>
-        <w:rPr>
-          <w:sz w:val="18"/>
-          <w:szCs w:val="18"/>
-        </w:rPr>
-        <w:t>3</w:t>
+        <w:rPr>
+          <w:sz w:val="18"/>
+          <w:szCs w:val="18"/>
+        </w:rPr>
+      </w:pPr>
+      <w:r>
+        <w:rPr>
+          <w:sz w:val="18"/>
+          <w:szCs w:val="18"/>
+        </w:rPr>
+        <w:t>4</w:t>
       </w:r>
       <w:r>
         <w:rPr>
@@ -205,7 +245,7 @@
           <w:szCs w:val="18"/>
           <w:vertAlign w:val="superscript"/>
         </w:rPr>
-        <w:t>rd</w:t>
+        <w:t>th</w:t>
       </w:r>
       <w:r>
         <w:rPr>
@@ -223,7 +263,7 @@
       <w:r>
         <w:rPr/>
         <w:drawing>
-          <wp:anchor distT="0" distB="0" distL="0" distR="0" simplePos="0" relativeHeight="4" behindDoc="0" locked="0" layoutInCell="0" allowOverlap="1">
+          <wp:anchor distT="0" distB="0" distL="0" distR="0" simplePos="0" relativeHeight="8" behindDoc="0" locked="0" layoutInCell="0" allowOverlap="1">
             <wp:simplePos x="0" y="0"/>
             <wp:positionH relativeFrom="column">
               <wp:align>center</wp:align>
@@ -231,10 +271,10 @@
             <wp:positionV relativeFrom="paragraph">
               <wp:posOffset>635</wp:posOffset>
             </wp:positionV>
-            <wp:extent cx="5731510" cy="2732405"/>
+            <wp:extent cx="5731510" cy="2727960"/>
             <wp:effectExtent l="0" t="0" r="0" b="0"/>
             <wp:wrapSquare wrapText="largest"/>
-            <wp:docPr id="3" name="Image3"/>
+            <wp:docPr id="3" name="Image2"/>
             <wp:cNvGraphicFramePr>
               <a:graphicFrameLocks xmlns:a="http://schemas.openxmlformats.org/drawingml/2006/main" noChangeAspect="1"/>
             </wp:cNvGraphicFramePr>
@@ -242,7 +282,7 @@
               <a:graphicData uri="http://schemas.openxmlformats.org/drawingml/2006/picture">
                 <pic:pic xmlns:pic="http://schemas.openxmlformats.org/drawingml/2006/picture">
                   <pic:nvPicPr>
-                    <pic:cNvPr id="3" name="Image3"/>
+                    <pic:cNvPr id="3" name="Image2"/>
                     <pic:cNvPicPr>
                       <a:picLocks noChangeAspect="1" noChangeArrowheads="1"/>
                     </pic:cNvPicPr>
@@ -256,7 +296,7 @@
                   <pic:spPr bwMode="auto">
                     <a:xfrm>
                       <a:off x="0" y="0"/>
-                      <a:ext cx="5731510" cy="2732405"/>
+                      <a:ext cx="5731510" cy="2727960"/>
                     </a:xfrm>
                     <a:prstGeom prst="rect">
                       <a:avLst/>
@@ -283,22 +323,7 @@
           <w:sz w:val="18"/>
           <w:szCs w:val="18"/>
         </w:rPr>
-        <w:t>4</w:t>
-      </w:r>
-      <w:r>
-        <w:rPr>
-          <w:sz w:val="18"/>
-          <w:szCs w:val="18"/>
-          <w:vertAlign w:val="superscript"/>
-        </w:rPr>
-        <w:t>th</w:t>
-      </w:r>
-      <w:r>
-        <w:rPr>
-          <w:sz w:val="18"/>
-          <w:szCs w:val="18"/>
-        </w:rPr>
-        <w:t xml:space="preserve"> Week</w:t>
+        <w:t>Final Week</w:t>
       </w:r>
     </w:p>
     <w:p>
@@ -309,7 +334,7 @@
       <w:r>
         <w:rPr/>
         <w:drawing>
-          <wp:anchor distT="0" distB="0" distL="0" distR="0" simplePos="0" relativeHeight="5" behindDoc="0" locked="0" layoutInCell="0" allowOverlap="1">
+          <wp:anchor distT="0" distB="0" distL="0" distR="0" simplePos="0" relativeHeight="7" behindDoc="0" locked="0" layoutInCell="0" allowOverlap="1">
             <wp:simplePos x="0" y="0"/>
             <wp:positionH relativeFrom="column">
               <wp:align>center</wp:align>
@@ -317,10 +342,10 @@
             <wp:positionV relativeFrom="paragraph">
               <wp:posOffset>635</wp:posOffset>
             </wp:positionV>
-            <wp:extent cx="5731510" cy="2710180"/>
+            <wp:extent cx="5731510" cy="2677160"/>
             <wp:effectExtent l="0" t="0" r="0" b="0"/>
             <wp:wrapSquare wrapText="largest"/>
-            <wp:docPr id="4" name="Image4"/>
+            <wp:docPr id="4" name="Image1"/>
             <wp:cNvGraphicFramePr>
               <a:graphicFrameLocks xmlns:a="http://schemas.openxmlformats.org/drawingml/2006/main" noChangeAspect="1"/>
             </wp:cNvGraphicFramePr>
@@ -328,7 +353,7 @@
               <a:graphicData uri="http://schemas.openxmlformats.org/drawingml/2006/picture">
                 <pic:pic xmlns:pic="http://schemas.openxmlformats.org/drawingml/2006/picture">
                   <pic:nvPicPr>
-                    <pic:cNvPr id="4" name="Image4"/>
+                    <pic:cNvPr id="4" name="Image1"/>
                     <pic:cNvPicPr>
                       <a:picLocks noChangeAspect="1" noChangeArrowheads="1"/>
                     </pic:cNvPicPr>
@@ -342,7 +367,7 @@
                   <pic:spPr bwMode="auto">
                     <a:xfrm>
                       <a:off x="0" y="0"/>
-                      <a:ext cx="5731510" cy="2710180"/>
+                      <a:ext cx="5731510" cy="2677160"/>
                     </a:xfrm>
                     <a:prstGeom prst="rect">
                       <a:avLst/>
@@ -359,17 +384,54 @@
     <w:p>
       <w:pPr>
         <w:pStyle w:val="Normal"/>
-        <w:rPr>
-          <w:sz w:val="18"/>
-          <w:szCs w:val="18"/>
-        </w:rPr>
-      </w:pPr>
-      <w:r>
-        <w:rPr>
-          <w:sz w:val="18"/>
-          <w:szCs w:val="18"/>
-        </w:rPr>
-        <w:t>Final Week</w:t>
+        <w:rPr/>
+      </w:pPr>
+      <w:r>
+        <w:rPr/>
+      </w:r>
+    </w:p>
+    <w:p>
+      <w:pPr>
+        <w:pStyle w:val="Normal"/>
+        <w:rPr>
+          <w:sz w:val="18"/>
+          <w:szCs w:val="18"/>
+        </w:rPr>
+      </w:pPr>
+      <w:r>
+        <w:rPr>
+          <w:sz w:val="18"/>
+          <w:szCs w:val="18"/>
+        </w:rPr>
+        <w:t>Mercury Timesheet Aug 2022:</w:t>
+      </w:r>
+    </w:p>
+    <w:p>
+      <w:pPr>
+        <w:pStyle w:val="Normal"/>
+        <w:rPr/>
+      </w:pPr>
+      <w:r>
+        <w:rPr>
+          <w:sz w:val="18"/>
+          <w:szCs w:val="18"/>
+        </w:rPr>
+        <w:t>1</w:t>
+      </w:r>
+      <w:r>
+        <w:rPr>
+          <w:sz w:val="18"/>
+          <w:szCs w:val="18"/>
+          <w:vertAlign w:val="superscript"/>
+        </w:rPr>
+        <w:t>st</w:t>
+      </w:r>
+      <w:r>
+        <w:rPr>
+          <w:sz w:val="18"/>
+          <w:szCs w:val="18"/>
+        </w:rPr>
+        <w:t xml:space="preserve"> Week</w:t>
       </w:r>
     </w:p>
     <w:p>
@@ -380,18 +442,18 @@
       <w:r>
         <w:rPr/>
         <w:drawing>
-          <wp:anchor distT="0" distB="0" distL="0" distR="0" simplePos="0" relativeHeight="6" behindDoc="0" locked="0" layoutInCell="0" allowOverlap="1">
+          <wp:anchor distT="0" distB="0" distL="0" distR="0" simplePos="0" relativeHeight="2" behindDoc="0" locked="0" layoutInCell="0" allowOverlap="1">
             <wp:simplePos x="0" y="0"/>
             <wp:positionH relativeFrom="column">
               <wp:align>center</wp:align>
             </wp:positionH>
             <wp:positionV relativeFrom="paragraph">
-              <wp:posOffset>635</wp:posOffset>
+              <wp:align>top</wp:align>
             </wp:positionV>
-            <wp:extent cx="5731510" cy="2719070"/>
+            <wp:extent cx="5731510" cy="1884680"/>
             <wp:effectExtent l="0" t="0" r="0" b="0"/>
             <wp:wrapSquare wrapText="largest"/>
-            <wp:docPr id="5" name="Image5"/>
+            <wp:docPr id="5" name="Image6"/>
             <wp:cNvGraphicFramePr>
               <a:graphicFrameLocks xmlns:a="http://schemas.openxmlformats.org/drawingml/2006/main" noChangeAspect="1"/>
             </wp:cNvGraphicFramePr>
@@ -399,7 +461,7 @@
               <a:graphicData uri="http://schemas.openxmlformats.org/drawingml/2006/picture">
                 <pic:pic xmlns:pic="http://schemas.openxmlformats.org/drawingml/2006/picture">
                   <pic:nvPicPr>
-                    <pic:cNvPr id="5" name="Image5"/>
+                    <pic:cNvPr id="5" name="Image6"/>
                     <pic:cNvPicPr>
                       <a:picLocks noChangeAspect="1" noChangeArrowheads="1"/>
                     </pic:cNvPicPr>
@@ -413,7 +475,7 @@
                   <pic:spPr bwMode="auto">
                     <a:xfrm>
                       <a:off x="0" y="0"/>
-                      <a:ext cx="5731510" cy="2719070"/>
+                      <a:ext cx="5731510" cy="1884680"/>
                     </a:xfrm>
                     <a:prstGeom prst="rect">
                       <a:avLst/>
@@ -430,39 +492,17 @@
     <w:p>
       <w:pPr>
         <w:pStyle w:val="Normal"/>
-        <w:rPr/>
-      </w:pPr>
-      <w:r>
-        <w:rPr/>
-      </w:r>
-    </w:p>
-    <w:p>
-      <w:pPr>
-        <w:pStyle w:val="Normal"/>
-        <w:rPr>
-          <w:sz w:val="18"/>
-          <w:szCs w:val="18"/>
-        </w:rPr>
-      </w:pPr>
-      <w:r>
-        <w:rPr>
-          <w:sz w:val="18"/>
-          <w:szCs w:val="18"/>
-        </w:rPr>
-        <w:t>Mercury Timesheet Aug 2022:</w:t>
-      </w:r>
-    </w:p>
-    <w:p>
-      <w:pPr>
-        <w:pStyle w:val="Normal"/>
-        <w:rPr/>
-      </w:pPr>
-      <w:r>
-        <w:rPr>
-          <w:sz w:val="18"/>
-          <w:szCs w:val="18"/>
-        </w:rPr>
-        <w:t>1</w:t>
+        <w:rPr>
+          <w:sz w:val="18"/>
+          <w:szCs w:val="18"/>
+        </w:rPr>
+      </w:pPr>
+      <w:r>
+        <w:rPr>
+          <w:sz w:val="18"/>
+          <w:szCs w:val="18"/>
+        </w:rPr>
+        <w:t>2</w:t>
       </w:r>
       <w:r>
         <w:rPr>
@@ -470,7 +510,7 @@
           <w:szCs w:val="18"/>
           <w:vertAlign w:val="superscript"/>
         </w:rPr>
-        <w:t>st</w:t>
+        <w:t>nd</w:t>
       </w:r>
       <w:r>
         <w:rPr>
@@ -488,7 +528,7 @@
       <w:r>
         <w:rPr/>
         <w:drawing>
-          <wp:anchor distT="0" distB="0" distL="0" distR="0" simplePos="0" relativeHeight="7" behindDoc="0" locked="0" layoutInCell="0" allowOverlap="1">
+          <wp:anchor distT="0" distB="0" distL="0" distR="0" simplePos="0" relativeHeight="3" behindDoc="0" locked="0" layoutInCell="0" allowOverlap="1">
             <wp:simplePos x="0" y="0"/>
             <wp:positionH relativeFrom="column">
               <wp:align>center</wp:align>
@@ -496,10 +536,10 @@
             <wp:positionV relativeFrom="paragraph">
               <wp:posOffset>635</wp:posOffset>
             </wp:positionV>
-            <wp:extent cx="5731510" cy="2499995"/>
+            <wp:extent cx="5731510" cy="1911985"/>
             <wp:effectExtent l="0" t="0" r="0" b="0"/>
             <wp:wrapSquare wrapText="largest"/>
-            <wp:docPr id="6" name="Image6"/>
+            <wp:docPr id="6" name="Image7"/>
             <wp:cNvGraphicFramePr>
               <a:graphicFrameLocks xmlns:a="http://schemas.openxmlformats.org/drawingml/2006/main" noChangeAspect="1"/>
             </wp:cNvGraphicFramePr>
@@ -507,7 +547,7 @@
               <a:graphicData uri="http://schemas.openxmlformats.org/drawingml/2006/picture">
                 <pic:pic xmlns:pic="http://schemas.openxmlformats.org/drawingml/2006/picture">
                   <pic:nvPicPr>
-                    <pic:cNvPr id="6" name="Image6"/>
+                    <pic:cNvPr id="6" name="Image7"/>
                     <pic:cNvPicPr>
                       <a:picLocks noChangeAspect="1" noChangeArrowheads="1"/>
                     </pic:cNvPicPr>
@@ -521,7 +561,7 @@
                   <pic:spPr bwMode="auto">
                     <a:xfrm>
                       <a:off x="0" y="0"/>
-                      <a:ext cx="5731510" cy="2499995"/>
+                      <a:ext cx="5731510" cy="1911985"/>
                     </a:xfrm>
                     <a:prstGeom prst="rect">
                       <a:avLst/>
@@ -538,17 +578,14 @@
     <w:p>
       <w:pPr>
         <w:pStyle w:val="Normal"/>
-        <w:rPr>
-          <w:sz w:val="18"/>
-          <w:szCs w:val="18"/>
-        </w:rPr>
-      </w:pPr>
-      <w:r>
-        <w:rPr>
-          <w:sz w:val="18"/>
-          <w:szCs w:val="18"/>
-        </w:rPr>
-        <w:t>2</w:t>
+        <w:rPr/>
+      </w:pPr>
+      <w:r>
+        <w:rPr>
+          <w:sz w:val="18"/>
+          <w:szCs w:val="18"/>
+        </w:rPr>
+        <w:t>3</w:t>
       </w:r>
       <w:r>
         <w:rPr>
@@ -556,7 +593,7 @@
           <w:szCs w:val="18"/>
           <w:vertAlign w:val="superscript"/>
         </w:rPr>
-        <w:t>nd</w:t>
+        <w:t>rd</w:t>
       </w:r>
       <w:r>
         <w:rPr>
@@ -574,7 +611,7 @@
       <w:r>
         <w:rPr/>
         <w:drawing>
-          <wp:anchor distT="0" distB="0" distL="0" distR="0" simplePos="0" relativeHeight="8" behindDoc="0" locked="0" layoutInCell="0" allowOverlap="1">
+          <wp:anchor distT="0" distB="0" distL="0" distR="0" simplePos="0" relativeHeight="4" behindDoc="0" locked="0" layoutInCell="0" allowOverlap="1">
             <wp:simplePos x="0" y="0"/>
             <wp:positionH relativeFrom="column">
               <wp:align>center</wp:align>
@@ -582,10 +619,10 @@
             <wp:positionV relativeFrom="paragraph">
               <wp:posOffset>635</wp:posOffset>
             </wp:positionV>
-            <wp:extent cx="5731510" cy="2583180"/>
+            <wp:extent cx="5731510" cy="1951355"/>
             <wp:effectExtent l="0" t="0" r="0" b="0"/>
             <wp:wrapSquare wrapText="largest"/>
-            <wp:docPr id="7" name="Image7"/>
+            <wp:docPr id="7" name="Image8"/>
             <wp:cNvGraphicFramePr>
               <a:graphicFrameLocks xmlns:a="http://schemas.openxmlformats.org/drawingml/2006/main" noChangeAspect="1"/>
             </wp:cNvGraphicFramePr>
@@ -593,7 +630,7 @@
               <a:graphicData uri="http://schemas.openxmlformats.org/drawingml/2006/picture">
                 <pic:pic xmlns:pic="http://schemas.openxmlformats.org/drawingml/2006/picture">
                   <pic:nvPicPr>
-                    <pic:cNvPr id="7" name="Image7"/>
+                    <pic:cNvPr id="7" name="Image8"/>
                     <pic:cNvPicPr>
                       <a:picLocks noChangeAspect="1" noChangeArrowheads="1"/>
                     </pic:cNvPicPr>
@@ -607,7 +644,7 @@
                   <pic:spPr bwMode="auto">
                     <a:xfrm>
                       <a:off x="0" y="0"/>
-                      <a:ext cx="5731510" cy="2583180"/>
+                      <a:ext cx="5731510" cy="1951355"/>
                     </a:xfrm>
                     <a:prstGeom prst="rect">
                       <a:avLst/>
@@ -631,7 +668,7 @@
           <w:sz w:val="18"/>
           <w:szCs w:val="18"/>
         </w:rPr>
-        <w:t>3</w:t>
+        <w:t>4</w:t>
       </w:r>
       <w:r>
         <w:rPr>
@@ -639,7 +676,7 @@
           <w:szCs w:val="18"/>
           <w:vertAlign w:val="superscript"/>
         </w:rPr>
-        <w:t>rd</w:t>
+        <w:t>th</w:t>
       </w:r>
       <w:r>
         <w:rPr>
@@ -657,7 +694,7 @@
       <w:r>
         <w:rPr/>
         <w:drawing>
-          <wp:anchor distT="0" distB="0" distL="0" distR="0" simplePos="0" relativeHeight="9" behindDoc="0" locked="0" layoutInCell="0" allowOverlap="1">
+          <wp:anchor distT="0" distB="0" distL="0" distR="0" simplePos="0" relativeHeight="5" behindDoc="0" locked="0" layoutInCell="0" allowOverlap="1">
             <wp:simplePos x="0" y="0"/>
             <wp:positionH relativeFrom="column">
               <wp:align>center</wp:align>
@@ -665,10 +702,10 @@
             <wp:positionV relativeFrom="paragraph">
               <wp:posOffset>635</wp:posOffset>
             </wp:positionV>
-            <wp:extent cx="5731510" cy="2506980"/>
+            <wp:extent cx="5731510" cy="1916430"/>
             <wp:effectExtent l="0" t="0" r="0" b="0"/>
             <wp:wrapSquare wrapText="largest"/>
-            <wp:docPr id="8" name="Image8"/>
+            <wp:docPr id="8" name="Image9"/>
             <wp:cNvGraphicFramePr>
               <a:graphicFrameLocks xmlns:a="http://schemas.openxmlformats.org/drawingml/2006/main" noChangeAspect="1"/>
             </wp:cNvGraphicFramePr>
@@ -676,7 +713,7 @@
               <a:graphicData uri="http://schemas.openxmlformats.org/drawingml/2006/picture">
                 <pic:pic xmlns:pic="http://schemas.openxmlformats.org/drawingml/2006/picture">
                   <pic:nvPicPr>
-                    <pic:cNvPr id="8" name="Image8"/>
+                    <pic:cNvPr id="8" name="Image9"/>
                     <pic:cNvPicPr>
                       <a:picLocks noChangeAspect="1" noChangeArrowheads="1"/>
                     </pic:cNvPicPr>
@@ -690,7 +727,7 @@
                   <pic:spPr bwMode="auto">
                     <a:xfrm>
                       <a:off x="0" y="0"/>
-                      <a:ext cx="5731510" cy="2506980"/>
+                      <a:ext cx="5731510" cy="1916430"/>
                     </a:xfrm>
                     <a:prstGeom prst="rect">
                       <a:avLst/>
@@ -707,40 +744,34 @@
     <w:p>
       <w:pPr>
         <w:pStyle w:val="Normal"/>
-        <w:rPr/>
-      </w:pPr>
-      <w:r>
-        <w:rPr>
-          <w:sz w:val="18"/>
-          <w:szCs w:val="18"/>
-        </w:rPr>
-        <w:t>4</w:t>
-      </w:r>
-      <w:r>
-        <w:rPr>
-          <w:sz w:val="18"/>
-          <w:szCs w:val="18"/>
-          <w:vertAlign w:val="superscript"/>
-        </w:rPr>
-        <w:t>th</w:t>
-      </w:r>
-      <w:r>
-        <w:rPr>
-          <w:sz w:val="18"/>
-          <w:szCs w:val="18"/>
-        </w:rPr>
-        <w:t xml:space="preserve"> Week</w:t>
-      </w:r>
-    </w:p>
-    <w:p>
-      <w:pPr>
-        <w:pStyle w:val="Normal"/>
-        <w:rPr/>
-      </w:pPr>
-      <w:r>
-        <w:rPr/>
+        <w:rPr>
+          <w:sz w:val="18"/>
+          <w:szCs w:val="18"/>
+        </w:rPr>
+      </w:pPr>
+      <w:r>
+        <w:rPr>
+          <w:sz w:val="18"/>
+          <w:szCs w:val="18"/>
+        </w:rPr>
+        <w:t>Final Week</w:t>
+      </w:r>
+    </w:p>
+    <w:p>
+      <w:pPr>
+        <w:pStyle w:val="Normal"/>
+        <w:rPr>
+          <w:sz w:val="18"/>
+          <w:szCs w:val="18"/>
+        </w:rPr>
+      </w:pPr>
+      <w:r>
+        <w:rPr>
+          <w:sz w:val="18"/>
+          <w:szCs w:val="18"/>
+        </w:rPr>
         <w:drawing>
-          <wp:anchor distT="0" distB="0" distL="0" distR="0" simplePos="0" relativeHeight="10" behindDoc="0" locked="0" layoutInCell="0" allowOverlap="1">
+          <wp:anchor distT="0" distB="0" distL="0" distR="0" simplePos="0" relativeHeight="6" behindDoc="0" locked="0" layoutInCell="0" allowOverlap="1">
             <wp:simplePos x="0" y="0"/>
             <wp:positionH relativeFrom="column">
               <wp:align>center</wp:align>
@@ -748,10 +779,10 @@
             <wp:positionV relativeFrom="paragraph">
               <wp:posOffset>635</wp:posOffset>
             </wp:positionV>
-            <wp:extent cx="5731510" cy="2525395"/>
+            <wp:extent cx="5731510" cy="1833880"/>
             <wp:effectExtent l="0" t="0" r="0" b="0"/>
             <wp:wrapSquare wrapText="largest"/>
-            <wp:docPr id="9" name="Image9"/>
+            <wp:docPr id="9" name="Image10"/>
             <wp:cNvGraphicFramePr>
               <a:graphicFrameLocks xmlns:a="http://schemas.openxmlformats.org/drawingml/2006/main" noChangeAspect="1"/>
             </wp:cNvGraphicFramePr>
@@ -759,7 +790,7 @@
               <a:graphicData uri="http://schemas.openxmlformats.org/drawingml/2006/picture">
                 <pic:pic xmlns:pic="http://schemas.openxmlformats.org/drawingml/2006/picture">
                   <pic:nvPicPr>
-                    <pic:cNvPr id="9" name="Image9"/>
+                    <pic:cNvPr id="9" name="Image10"/>
                     <pic:cNvPicPr>
                       <a:picLocks noChangeAspect="1" noChangeArrowheads="1"/>
                     </pic:cNvPicPr>
@@ -773,7 +804,7 @@
                   <pic:spPr bwMode="auto">
                     <a:xfrm>
                       <a:off x="0" y="0"/>
-                      <a:ext cx="5731510" cy="2525395"/>
+                      <a:ext cx="5731510" cy="1833880"/>
                     </a:xfrm>
                     <a:prstGeom prst="rect">
                       <a:avLst/>
@@ -800,83 +831,6 @@
           <w:sz w:val="18"/>
           <w:szCs w:val="18"/>
         </w:rPr>
-        <w:t>Final Week</w:t>
-      </w:r>
-    </w:p>
-    <w:p>
-      <w:pPr>
-        <w:pStyle w:val="Normal"/>
-        <w:rPr>
-          <w:sz w:val="18"/>
-          <w:szCs w:val="18"/>
-        </w:rPr>
-      </w:pPr>
-      <w:r>
-        <w:rPr>
-          <w:sz w:val="18"/>
-          <w:szCs w:val="18"/>
-        </w:rPr>
-      </w:r>
-    </w:p>
-    <w:p>
-      <w:pPr>
-        <w:pStyle w:val="Normal"/>
-        <w:rPr>
-          <w:sz w:val="18"/>
-          <w:szCs w:val="18"/>
-        </w:rPr>
-      </w:pPr>
-      <w:r>
-        <w:rPr>
-          <w:sz w:val="18"/>
-          <w:szCs w:val="18"/>
-        </w:rPr>
-        <w:drawing>
-          <wp:anchor distT="0" distB="0" distL="0" distR="0" simplePos="0" relativeHeight="11" behindDoc="0" locked="0" layoutInCell="0" allowOverlap="1">
-            <wp:simplePos x="0" y="0"/>
-            <wp:positionH relativeFrom="column">
-              <wp:align>center</wp:align>
-            </wp:positionH>
-            <wp:positionV relativeFrom="paragraph">
-              <wp:posOffset>635</wp:posOffset>
-            </wp:positionV>
-            <wp:extent cx="5731510" cy="2543810"/>
-            <wp:effectExtent l="0" t="0" r="0" b="0"/>
-            <wp:wrapSquare wrapText="largest"/>
-            <wp:docPr id="10" name="Image10"/>
-            <wp:cNvGraphicFramePr>
-              <a:graphicFrameLocks xmlns:a="http://schemas.openxmlformats.org/drawingml/2006/main" noChangeAspect="1"/>
-            </wp:cNvGraphicFramePr>
-            <a:graphic xmlns:a="http://schemas.openxmlformats.org/drawingml/2006/main">
-              <a:graphicData uri="http://schemas.openxmlformats.org/drawingml/2006/picture">
-                <pic:pic xmlns:pic="http://schemas.openxmlformats.org/drawingml/2006/picture">
-                  <pic:nvPicPr>
-                    <pic:cNvPr id="10" name="Image10"/>
-                    <pic:cNvPicPr>
-                      <a:picLocks noChangeAspect="1" noChangeArrowheads="1"/>
-                    </pic:cNvPicPr>
-                  </pic:nvPicPr>
-                  <pic:blipFill>
-                    <a:blip r:embed="rId11"/>
-                    <a:stretch>
-                      <a:fillRect/>
-                    </a:stretch>
-                  </pic:blipFill>
-                  <pic:spPr bwMode="auto">
-                    <a:xfrm>
-                      <a:off x="0" y="0"/>
-                      <a:ext cx="5731510" cy="2543810"/>
-                    </a:xfrm>
-                    <a:prstGeom prst="rect">
-                      <a:avLst/>
-                    </a:prstGeom>
-                    <a:noFill/>
-                  </pic:spPr>
-                </pic:pic>
-              </a:graphicData>
-            </a:graphic>
-          </wp:anchor>
-        </w:drawing>
       </w:r>
     </w:p>
     <w:p>
@@ -1418,37 +1372,37 @@
         <a:srgbClr val="000000"/>
       </a:dk1>
       <a:lt1>
-        <a:srgbClr val="ffffff"/>
+        <a:srgbClr val="FFFFFF"/>
       </a:lt1>
       <a:dk2>
-        <a:srgbClr val="44546a"/>
+        <a:srgbClr val="44546A"/>
       </a:dk2>
       <a:lt2>
-        <a:srgbClr val="e7e6e6"/>
+        <a:srgbClr val="E7E6E6"/>
       </a:lt2>
       <a:accent1>
-        <a:srgbClr val="4472c4"/>
+        <a:srgbClr val="4472C4"/>
       </a:accent1>
       <a:accent2>
-        <a:srgbClr val="ed7d31"/>
+        <a:srgbClr val="ED7D31"/>
       </a:accent2>
       <a:accent3>
-        <a:srgbClr val="a5a5a5"/>
+        <a:srgbClr val="A5A5A5"/>
       </a:accent3>
       <a:accent4>
-        <a:srgbClr val="ffc000"/>
+        <a:srgbClr val="FFC000"/>
       </a:accent4>
       <a:accent5>
-        <a:srgbClr val="5b9bd5"/>
+        <a:srgbClr val="5B9BD5"/>
       </a:accent5>
       <a:accent6>
-        <a:srgbClr val="70ad47"/>
+        <a:srgbClr val="70AD47"/>
       </a:accent6>
       <a:hlink>
-        <a:srgbClr val="0563c1"/>
+        <a:srgbClr val="0563C1"/>
       </a:hlink>
       <a:folHlink>
-        <a:srgbClr val="954f72"/>
+        <a:srgbClr val="954F72"/>
       </a:folHlink>
     </a:clrScheme>
     <a:fontScheme name="Office">
